--- a/test_data/recommendations_OHLP_labeled.docx
+++ b/test_data/recommendations_OHLP_labeled.docx
@@ -3849,25 +3849,7 @@
           <w:sz w:val="24"/>
           <w:szCs w:val="24"/>
         </w:rPr>
-        <w:t xml:space="preserve"> например: «</w:t>
-      </w:r>
-      <w:proofErr w:type="gramStart"/>
-      <w:r>
-        <w:rPr>
-          <w:rFonts w:ascii="Times New Roman" w:hAnsi="Times New Roman"/>
-          <w:sz w:val="24"/>
-          <w:szCs w:val="24"/>
-        </w:rPr>
-        <w:t>…(</w:t>
-      </w:r>
-      <w:proofErr w:type="gramEnd"/>
-      <w:r>
-        <w:rPr>
-          <w:rFonts w:ascii="Times New Roman" w:hAnsi="Times New Roman"/>
-          <w:sz w:val="24"/>
-          <w:szCs w:val="24"/>
-        </w:rPr>
-        <w:t>см. раздел 4.3</w:t>
+        <w:t xml:space="preserve"> например: «…(см. раздел 4.3</w:t>
       </w:r>
       <w:r>
         <w:rPr>
@@ -7034,25 +7016,7 @@
           <w:sz w:val="24"/>
           <w:szCs w:val="24"/>
         </w:rPr>
-        <w:t xml:space="preserve">«Действующее </w:t>
-      </w:r>
-      <w:proofErr w:type="gramStart"/>
-      <w:r>
-        <w:rPr>
-          <w:rFonts w:ascii="Times New Roman" w:eastAsia="TimesNewRomanPSMT" w:hAnsi="Times New Roman"/>
-          <w:sz w:val="24"/>
-          <w:szCs w:val="24"/>
-        </w:rPr>
-        <w:t>вещество:…</w:t>
-      </w:r>
-      <w:proofErr w:type="gramEnd"/>
-      <w:r>
-        <w:rPr>
-          <w:rFonts w:ascii="Times New Roman" w:eastAsia="TimesNewRomanPSMT" w:hAnsi="Times New Roman"/>
-          <w:sz w:val="24"/>
-          <w:szCs w:val="24"/>
-        </w:rPr>
-        <w:t xml:space="preserve">» </w:t>
+        <w:t xml:space="preserve">«Действующее вещество:…» </w:t>
       </w:r>
       <w:r>
         <w:rPr>
@@ -18508,18 +18472,7 @@
           <w:szCs w:val="24"/>
           <w:u w:val="single"/>
         </w:rPr>
-        <w:t>Женщины с детородным потенциалом (контрацепция у мужчин и женщин</w:t>
-      </w:r>
-      <w:proofErr w:type="gramStart"/>
-      <w:r>
-        <w:rPr>
-          <w:rFonts w:ascii="Times New Roman" w:eastAsia="TimesNewRomanPSMT" w:hAnsi="Times New Roman"/>
-          <w:iCs/>
-          <w:sz w:val="24"/>
-          <w:szCs w:val="24"/>
-          <w:u w:val="single"/>
-        </w:rPr>
-        <w:t>)</w:t>
+        <w:t>Женщины с детородным потенциалом (контрацепция у мужчин и женщин)</w:t>
       </w:r>
       <w:r>
         <w:rPr>
@@ -18530,7 +18483,6 @@
         </w:rPr>
         <w:t xml:space="preserve"> &gt;</w:t>
       </w:r>
-      <w:proofErr w:type="gramEnd"/>
     </w:p>
     <w:p>
       <w:pPr>
@@ -25493,41 +25445,18 @@
           <w:szCs w:val="24"/>
           <w:u w:val="single"/>
         </w:rPr>
-        <w:t xml:space="preserve">Механизм </w:t>
-      </w:r>
-      <w:proofErr w:type="gramStart"/>
-      <w:r>
-        <w:rPr>
-          <w:rFonts w:ascii="Times New Roman" w:eastAsia="TimesNewRomanPSMT" w:hAnsi="Times New Roman"/>
+        <w:t>Механизм действия</w:t>
+      </w:r>
+      <w:r>
+        <w:rPr>
+          <w:rFonts w:ascii="Times New Roman" w:eastAsia="TimesNewRomanPSMT" w:hAnsi="Times New Roman"/>
+          <w:i/>
           <w:iCs/>
           <w:sz w:val="24"/>
           <w:szCs w:val="24"/>
           <w:u w:val="single"/>
         </w:rPr>
-        <w:t>действия</w:t>
-      </w:r>
-      <w:r>
-        <w:rPr>
-          <w:rFonts w:ascii="Times New Roman" w:eastAsia="TimesNewRomanPSMT" w:hAnsi="Times New Roman"/>
-          <w:i/>
-          <w:iCs/>
-          <w:sz w:val="24"/>
-          <w:szCs w:val="24"/>
-          <w:u w:val="single"/>
-        </w:rPr>
-        <w:t>&gt;(</w:t>
-      </w:r>
-      <w:proofErr w:type="gramEnd"/>
-      <w:r>
-        <w:rPr>
-          <w:rFonts w:ascii="Times New Roman" w:eastAsia="TimesNewRomanPSMT" w:hAnsi="Times New Roman"/>
-          <w:i/>
-          <w:iCs/>
-          <w:sz w:val="24"/>
-          <w:szCs w:val="24"/>
-          <w:u w:val="single"/>
-        </w:rPr>
-        <w:t>если известен)</w:t>
+        <w:t>&gt;(если известен)</w:t>
       </w:r>
     </w:p>
     <w:p>
@@ -33073,27 +33002,7 @@
           <w:sz w:val="24"/>
           <w:szCs w:val="24"/>
         </w:rPr>
-        <w:t>&lt;Условия хранения после &lt;восстановления&gt; &lt;разбавления</w:t>
-      </w:r>
-      <w:proofErr w:type="gramStart"/>
-      <w:r>
-        <w:rPr>
-          <w:rFonts w:ascii="Times New Roman" w:eastAsia="TimesNewRomanPSMT" w:hAnsi="Times New Roman"/>
-          <w:iCs/>
-          <w:sz w:val="24"/>
-          <w:szCs w:val="24"/>
-        </w:rPr>
-        <w:t>&gt;&lt;</w:t>
-      </w:r>
-      <w:proofErr w:type="gramEnd"/>
-      <w:r>
-        <w:rPr>
-          <w:rFonts w:ascii="Times New Roman" w:eastAsia="TimesNewRomanPSMT" w:hAnsi="Times New Roman"/>
-          <w:iCs/>
-          <w:sz w:val="24"/>
-          <w:szCs w:val="24"/>
-        </w:rPr>
-        <w:t>первого вскрытия&gt; лекарственного препарата см. в разделе 6.3.&gt;</w:t>
+        <w:t>&lt;Условия хранения после &lt;восстановления&gt; &lt;разбавления&gt;&lt;первого вскрытия&gt; лекарственного препарата см. в разделе 6.3.&gt;</w:t>
       </w:r>
       <w:r>
         <w:rPr>
@@ -39650,49 +39559,6 @@
         <w:rPr>
           <w:rFonts w:ascii="Times New Roman" w:eastAsia="TimesNewRomanPSMT" w:hAnsi="Times New Roman"/>
           <w:iCs/>
-          <w:color w:val="FF0000"/>
-          <w:sz w:val="24"/>
-          <w:szCs w:val="24"/>
-          <w:lang w:val="en-US"/>
-        </w:rPr>
-      </w:pPr>
-      <w:r>
-        <w:rPr>
-          <w:rFonts w:ascii="Times New Roman" w:eastAsia="TimesNewRomanPSMT" w:hAnsi="Times New Roman"/>
-          <w:iCs/>
-          <w:color w:val="FF0000"/>
-          <w:sz w:val="24"/>
-          <w:szCs w:val="24"/>
-          <w:lang w:val="en-US"/>
-        </w:rPr>
-        <w:t>%split%</w:t>
-      </w:r>
-    </w:p>
-    <w:p>
-      <w:pPr>
-        <w:autoSpaceDE w:val="0"/>
-        <w:autoSpaceDN w:val="0"/>
-        <w:adjustRightInd w:val="0"/>
-        <w:spacing w:after="0" w:line="240" w:lineRule="auto"/>
-        <w:jc w:val="both"/>
-        <w:rPr>
-          <w:rFonts w:ascii="Times New Roman" w:eastAsia="TimesNewRomanPSMT" w:hAnsi="Times New Roman"/>
-          <w:iCs/>
-          <w:sz w:val="24"/>
-          <w:szCs w:val="24"/>
-        </w:rPr>
-      </w:pPr>
-    </w:p>
-    <w:p>
-      <w:pPr>
-        <w:autoSpaceDE w:val="0"/>
-        <w:autoSpaceDN w:val="0"/>
-        <w:adjustRightInd w:val="0"/>
-        <w:spacing w:after="0" w:line="240" w:lineRule="auto"/>
-        <w:jc w:val="both"/>
-        <w:rPr>
-          <w:rFonts w:ascii="Times New Roman" w:eastAsia="TimesNewRomanPSMT" w:hAnsi="Times New Roman"/>
-          <w:iCs/>
           <w:color w:val="EE0000"/>
           <w:sz w:val="24"/>
           <w:szCs w:val="24"/>
@@ -40615,7 +40481,6 @@
           <w:sz w:val="24"/>
           <w:szCs w:val="24"/>
         </w:rPr>
-        <w:lastRenderedPageBreak/>
         <w:t>При изменении формата ИМП на ЛВ</w:t>
       </w:r>
       <w:r>

--- a/test_data/recommendations_OHLP_labeled.docx
+++ b/test_data/recommendations_OHLP_labeled.docx
@@ -39596,21 +39596,6 @@
         </w:rPr>
         <w:t>%</w:t>
       </w:r>
-    </w:p>
-    <w:p>
-      <w:pPr>
-        <w:autoSpaceDE w:val="0"/>
-        <w:autoSpaceDN w:val="0"/>
-        <w:adjustRightInd w:val="0"/>
-        <w:spacing w:after="0" w:line="240" w:lineRule="auto"/>
-        <w:jc w:val="both"/>
-        <w:rPr>
-          <w:rFonts w:ascii="Times New Roman" w:eastAsia="TimesNewRomanPSMT" w:hAnsi="Times New Roman"/>
-          <w:iCs/>
-          <w:sz w:val="24"/>
-          <w:szCs w:val="24"/>
-        </w:rPr>
-      </w:pPr>
     </w:p>
     <w:p>
       <w:pPr>

--- a/test_data/recommendations_OHLP_labeled.docx
+++ b/test_data/recommendations_OHLP_labeled.docx
@@ -3849,7 +3849,25 @@
           <w:sz w:val="24"/>
           <w:szCs w:val="24"/>
         </w:rPr>
-        <w:t xml:space="preserve"> например: «…(см. раздел 4.3</w:t>
+        <w:t xml:space="preserve"> например: «</w:t>
+      </w:r>
+      <w:proofErr w:type="gramStart"/>
+      <w:r>
+        <w:rPr>
+          <w:rFonts w:ascii="Times New Roman" w:hAnsi="Times New Roman"/>
+          <w:sz w:val="24"/>
+          <w:szCs w:val="24"/>
+        </w:rPr>
+        <w:t>…(</w:t>
+      </w:r>
+      <w:proofErr w:type="gramEnd"/>
+      <w:r>
+        <w:rPr>
+          <w:rFonts w:ascii="Times New Roman" w:hAnsi="Times New Roman"/>
+          <w:sz w:val="24"/>
+          <w:szCs w:val="24"/>
+        </w:rPr>
+        <w:t>см. раздел 4.3</w:t>
       </w:r>
       <w:r>
         <w:rPr>
@@ -7016,7 +7034,25 @@
           <w:sz w:val="24"/>
           <w:szCs w:val="24"/>
         </w:rPr>
-        <w:t xml:space="preserve">«Действующее вещество:…» </w:t>
+        <w:t xml:space="preserve">«Действующее </w:t>
+      </w:r>
+      <w:proofErr w:type="gramStart"/>
+      <w:r>
+        <w:rPr>
+          <w:rFonts w:ascii="Times New Roman" w:eastAsia="TimesNewRomanPSMT" w:hAnsi="Times New Roman"/>
+          <w:sz w:val="24"/>
+          <w:szCs w:val="24"/>
+        </w:rPr>
+        <w:t>вещество:…</w:t>
+      </w:r>
+      <w:proofErr w:type="gramEnd"/>
+      <w:r>
+        <w:rPr>
+          <w:rFonts w:ascii="Times New Roman" w:eastAsia="TimesNewRomanPSMT" w:hAnsi="Times New Roman"/>
+          <w:sz w:val="24"/>
+          <w:szCs w:val="24"/>
+        </w:rPr>
+        <w:t xml:space="preserve">» </w:t>
       </w:r>
       <w:r>
         <w:rPr>
@@ -18472,7 +18508,18 @@
           <w:szCs w:val="24"/>
           <w:u w:val="single"/>
         </w:rPr>
-        <w:t>Женщины с детородным потенциалом (контрацепция у мужчин и женщин)</w:t>
+        <w:t>Женщины с детородным потенциалом (контрацепция у мужчин и женщин</w:t>
+      </w:r>
+      <w:proofErr w:type="gramStart"/>
+      <w:r>
+        <w:rPr>
+          <w:rFonts w:ascii="Times New Roman" w:eastAsia="TimesNewRomanPSMT" w:hAnsi="Times New Roman"/>
+          <w:iCs/>
+          <w:sz w:val="24"/>
+          <w:szCs w:val="24"/>
+          <w:u w:val="single"/>
+        </w:rPr>
+        <w:t>)</w:t>
       </w:r>
       <w:r>
         <w:rPr>
@@ -18483,6 +18530,7 @@
         </w:rPr>
         <w:t xml:space="preserve"> &gt;</w:t>
       </w:r>
+      <w:proofErr w:type="gramEnd"/>
     </w:p>
     <w:p>
       <w:pPr>
@@ -25445,18 +25493,41 @@
           <w:szCs w:val="24"/>
           <w:u w:val="single"/>
         </w:rPr>
-        <w:t>Механизм действия</w:t>
-      </w:r>
-      <w:r>
-        <w:rPr>
-          <w:rFonts w:ascii="Times New Roman" w:eastAsia="TimesNewRomanPSMT" w:hAnsi="Times New Roman"/>
-          <w:i/>
+        <w:t xml:space="preserve">Механизм </w:t>
+      </w:r>
+      <w:proofErr w:type="gramStart"/>
+      <w:r>
+        <w:rPr>
+          <w:rFonts w:ascii="Times New Roman" w:eastAsia="TimesNewRomanPSMT" w:hAnsi="Times New Roman"/>
           <w:iCs/>
           <w:sz w:val="24"/>
           <w:szCs w:val="24"/>
           <w:u w:val="single"/>
         </w:rPr>
-        <w:t>&gt;(если известен)</w:t>
+        <w:t>действия</w:t>
+      </w:r>
+      <w:r>
+        <w:rPr>
+          <w:rFonts w:ascii="Times New Roman" w:eastAsia="TimesNewRomanPSMT" w:hAnsi="Times New Roman"/>
+          <w:i/>
+          <w:iCs/>
+          <w:sz w:val="24"/>
+          <w:szCs w:val="24"/>
+          <w:u w:val="single"/>
+        </w:rPr>
+        <w:t>&gt;(</w:t>
+      </w:r>
+      <w:proofErr w:type="gramEnd"/>
+      <w:r>
+        <w:rPr>
+          <w:rFonts w:ascii="Times New Roman" w:eastAsia="TimesNewRomanPSMT" w:hAnsi="Times New Roman"/>
+          <w:i/>
+          <w:iCs/>
+          <w:sz w:val="24"/>
+          <w:szCs w:val="24"/>
+          <w:u w:val="single"/>
+        </w:rPr>
+        <w:t>если известен)</w:t>
       </w:r>
     </w:p>
     <w:p>
@@ -33002,7 +33073,27 @@
           <w:sz w:val="24"/>
           <w:szCs w:val="24"/>
         </w:rPr>
-        <w:t>&lt;Условия хранения после &lt;восстановления&gt; &lt;разбавления&gt;&lt;первого вскрытия&gt; лекарственного препарата см. в разделе 6.3.&gt;</w:t>
+        <w:t>&lt;Условия хранения после &lt;восстановления&gt; &lt;разбавления</w:t>
+      </w:r>
+      <w:proofErr w:type="gramStart"/>
+      <w:r>
+        <w:rPr>
+          <w:rFonts w:ascii="Times New Roman" w:eastAsia="TimesNewRomanPSMT" w:hAnsi="Times New Roman"/>
+          <w:iCs/>
+          <w:sz w:val="24"/>
+          <w:szCs w:val="24"/>
+        </w:rPr>
+        <w:t>&gt;&lt;</w:t>
+      </w:r>
+      <w:proofErr w:type="gramEnd"/>
+      <w:r>
+        <w:rPr>
+          <w:rFonts w:ascii="Times New Roman" w:eastAsia="TimesNewRomanPSMT" w:hAnsi="Times New Roman"/>
+          <w:iCs/>
+          <w:sz w:val="24"/>
+          <w:szCs w:val="24"/>
+        </w:rPr>
+        <w:t>первого вскрытия&gt; лекарственного препарата см. в разделе 6.3.&gt;</w:t>
       </w:r>
       <w:r>
         <w:rPr>
@@ -34079,7 +34170,13 @@
           <w:szCs w:val="24"/>
         </w:rPr>
       </w:pPr>
-      <w:r>
+    </w:p>
+    <w:p>
+      <w:pPr>
+        <w:autoSpaceDE w:val="0"/>
+        <w:autoSpaceDN w:val="0"/>
+        <w:adjustRightInd w:val="0"/>
+        <w:spacing w:after="0"/>
         <w:rPr>
           <w:rFonts w:ascii="Times New Roman" w:eastAsia="TimesNewRomanPSMT" w:hAnsi="Times New Roman"/>
           <w:bCs/>
@@ -34087,9 +34184,7 @@
           <w:sz w:val="24"/>
           <w:szCs w:val="24"/>
         </w:rPr>
-        <w:t>%</w:t>
-      </w:r>
-      <w:proofErr w:type="spellStart"/>
+      </w:pPr>
       <w:r>
         <w:rPr>
           <w:rFonts w:ascii="Times New Roman" w:eastAsia="TimesNewRomanPSMT" w:hAnsi="Times New Roman"/>
@@ -34098,9 +34193,9 @@
           <w:sz w:val="24"/>
           <w:szCs w:val="24"/>
         </w:rPr>
-        <w:t>split</w:t>
-      </w:r>
-      <w:proofErr w:type="spellEnd"/>
+        <w:t>%</w:t>
+      </w:r>
+      <w:proofErr w:type="spellStart"/>
       <w:r>
         <w:rPr>
           <w:rFonts w:ascii="Times New Roman" w:eastAsia="TimesNewRomanPSMT" w:hAnsi="Times New Roman"/>
@@ -34109,23 +34204,19 @@
           <w:sz w:val="24"/>
           <w:szCs w:val="24"/>
         </w:rPr>
+        <w:t>split</w:t>
+      </w:r>
+      <w:proofErr w:type="spellEnd"/>
+      <w:r>
+        <w:rPr>
+          <w:rFonts w:ascii="Times New Roman" w:eastAsia="TimesNewRomanPSMT" w:hAnsi="Times New Roman"/>
+          <w:bCs/>
+          <w:color w:val="EE0000"/>
+          <w:sz w:val="24"/>
+          <w:szCs w:val="24"/>
+        </w:rPr>
         <w:t>%</w:t>
       </w:r>
-    </w:p>
-    <w:p>
-      <w:pPr>
-        <w:autoSpaceDE w:val="0"/>
-        <w:autoSpaceDN w:val="0"/>
-        <w:adjustRightInd w:val="0"/>
-        <w:spacing w:after="0" w:line="240" w:lineRule="auto"/>
-        <w:jc w:val="both"/>
-        <w:rPr>
-          <w:rFonts w:ascii="Times New Roman" w:eastAsia="TimesNewRomanPSMT" w:hAnsi="Times New Roman"/>
-          <w:iCs/>
-          <w:sz w:val="24"/>
-          <w:szCs w:val="24"/>
-        </w:rPr>
-      </w:pPr>
     </w:p>
     <w:p>
       <w:pPr>
@@ -39957,7 +40048,25 @@
           <w:sz w:val="24"/>
           <w:szCs w:val="24"/>
         </w:rPr>
-        <w:t>может отсутствовать, если данная информация отсутствует в разделе «Способ применения и дозы» ИМП.</w:t>
+        <w:t>может отсутствовать, если данная информация отсутствует в разделе «</w:t>
+      </w:r>
+      <w:r>
+        <w:rPr>
+          <w:rFonts w:ascii="Times New Roman" w:hAnsi="Times New Roman"/>
+          <w:b/>
+          <w:bCs/>
+          <w:sz w:val="24"/>
+          <w:szCs w:val="24"/>
+        </w:rPr>
+        <w:t>Способ</w:t>
+      </w:r>
+      <w:r>
+        <w:rPr>
+          <w:rFonts w:ascii="Times New Roman" w:hAnsi="Times New Roman"/>
+          <w:sz w:val="24"/>
+          <w:szCs w:val="24"/>
+        </w:rPr>
+        <w:t xml:space="preserve"> применения и дозы» ИМП.</w:t>
       </w:r>
     </w:p>
     <w:p>
